--- a/reports/QM640_Final_Capstone_Report_Satish_Venugopal.docx
+++ b/reports/QM640_Final_Capstone_Report_Satish_Venugopal.docx
@@ -330,7 +330,6 @@
         <w:r>
           <w:rPr>
             <w:rStyle w:val="Hyperlink"/>
-            <w:highlight w:val="yellow"/>
           </w:rPr>
           <w:t>https://github.com/satisho/QM640_Data-Analytics_Capstone</w:t>
         </w:r>
@@ -351,38 +350,19 @@
           <w:sz w:val="24"/>
           <w:szCs w:val="24"/>
         </w:rPr>
-        <w:t>The repository provides the evaluator with the raw dataset, cleaned analytical datasets, final analysis notebook, supporting code, model outputs, figures, tables, and final report evidence. The active repository URL for this submission is shown above. The repository structure separates immutable raw data from processed data and generated artefacts so the complete analytical path can be reviewed and reproduced.</w:t>
-      </w:r>
-    </w:p>
-    <w:p>
-      <w:pPr>
-        <w:spacing w:before="160" w:after="40" w:line="240" w:lineRule="auto"/>
-        <w:rPr>
-          <w:rFonts w:ascii="Times New Roman" w:hAnsi="Times New Roman" w:cs="Times New Roman"/>
-          <w:sz w:val="24"/>
-          <w:szCs w:val="24"/>
-        </w:rPr>
-      </w:pPr>
-      <w:r>
-        <w:rPr>
-          <w:rFonts w:ascii="Times New Roman" w:hAnsi="Times New Roman" w:cs="Times New Roman"/>
-          <w:noProof/>
-          <w:sz w:val="24"/>
-          <w:szCs w:val="24"/>
-        </w:rPr>
         <w:drawing>
-          <wp:anchor distT="0" distB="0" distL="114300" distR="114300" simplePos="0" relativeHeight="251658240" behindDoc="0" locked="0" layoutInCell="1" allowOverlap="1" wp14:anchorId="096F3247" wp14:editId="66C59175">
+          <wp:anchor distT="0" distB="0" distL="114300" distR="114300" simplePos="0" relativeHeight="251662336" behindDoc="0" locked="0" layoutInCell="1" allowOverlap="1" wp14:anchorId="55CE56F6" wp14:editId="14003CF1">
             <wp:simplePos x="0" y="0"/>
             <wp:positionH relativeFrom="column">
-              <wp:posOffset>786876</wp:posOffset>
+              <wp:posOffset>1693187</wp:posOffset>
             </wp:positionH>
             <wp:positionV relativeFrom="paragraph">
-              <wp:posOffset>110020</wp:posOffset>
+              <wp:posOffset>1672154</wp:posOffset>
             </wp:positionV>
-            <wp:extent cx="4071068" cy="2317611"/>
-            <wp:effectExtent l="0" t="0" r="5715" b="6985"/>
+            <wp:extent cx="2543424" cy="2592125"/>
+            <wp:effectExtent l="0" t="0" r="9525" b="0"/>
             <wp:wrapNone/>
-            <wp:docPr id="1084372179" name="Picture 1"/>
+            <wp:docPr id="1880639522" name="Picture 1"/>
             <wp:cNvGraphicFramePr>
               <a:graphicFrameLocks xmlns:a="http://schemas.openxmlformats.org/drawingml/2006/main" noChangeAspect="1"/>
             </wp:cNvGraphicFramePr>
@@ -390,7 +370,7 @@
               <a:graphicData uri="http://schemas.openxmlformats.org/drawingml/2006/picture">
                 <pic:pic xmlns:pic="http://schemas.openxmlformats.org/drawingml/2006/picture">
                   <pic:nvPicPr>
-                    <pic:cNvPr id="1084372179" name=""/>
+                    <pic:cNvPr id="1880639522" name=""/>
                     <pic:cNvPicPr/>
                   </pic:nvPicPr>
                   <pic:blipFill>
@@ -402,7 +382,7 @@
                   <pic:spPr>
                     <a:xfrm>
                       <a:off x="0" y="0"/>
-                      <a:ext cx="4071068" cy="2317611"/>
+                      <a:ext cx="2543424" cy="2592125"/>
                     </a:xfrm>
                     <a:prstGeom prst="rect">
                       <a:avLst/>
@@ -420,10 +400,23 @@
           </wp:anchor>
         </w:drawing>
       </w:r>
+      <w:r>
+        <w:rPr>
+          <w:rFonts w:ascii="Times New Roman" w:hAnsi="Times New Roman" w:cs="Times New Roman"/>
+          <w:sz w:val="24"/>
+          <w:szCs w:val="24"/>
+        </w:rPr>
+        <w:t>The repository provides the evaluator with the raw dataset, cleaned analytical datasets, final analysis notebook, supporting code, model outputs, figures, tables, and final report evidence. The active repository URL for this submission is shown above. The repository structure separates immutable raw data from processed data and generated artefacts so the complete analytical path can be reviewed and reproduced.</w:t>
+      </w:r>
     </w:p>
     <w:p>
       <w:pPr>
-        <w:pStyle w:val="APA2"/>
+        <w:spacing w:before="160" w:after="40" w:line="240" w:lineRule="auto"/>
+        <w:rPr>
+          <w:rFonts w:ascii="Times New Roman" w:hAnsi="Times New Roman" w:cs="Times New Roman"/>
+          <w:sz w:val="24"/>
+          <w:szCs w:val="24"/>
+        </w:rPr>
       </w:pPr>
     </w:p>
     <w:p>
@@ -433,14 +426,7 @@
     </w:p>
     <w:p>
       <w:pPr>
-        <w:spacing w:line="480" w:lineRule="auto"/>
-        <w:rPr>
-          <w:rFonts w:ascii="Times New Roman" w:hAnsi="Times New Roman" w:cs="Times New Roman"/>
-          <w:color w:val="000000" w:themeColor="text1"/>
-          <w:sz w:val="24"/>
-          <w:szCs w:val="24"/>
-          <w:lang w:val="en-IN"/>
-        </w:rPr>
+        <w:pStyle w:val="APA2"/>
       </w:pPr>
     </w:p>
     <w:p>
@@ -470,67 +456,79 @@
     <w:p>
       <w:pPr>
         <w:spacing w:line="480" w:lineRule="auto"/>
-        <w:jc w:val="center"/>
-        <w:rPr>
-          <w:rFonts w:ascii="Times New Roman" w:hAnsi="Times New Roman" w:cs="Times New Roman"/>
-          <w:i/>
-          <w:sz w:val="24"/>
-        </w:rPr>
-      </w:pPr>
-      <w:r>
-        <w:rPr>
-          <w:rFonts w:ascii="Times New Roman" w:hAnsi="Times New Roman" w:cs="Times New Roman"/>
-          <w:b/>
-          <w:sz w:val="24"/>
-        </w:rPr>
-        <w:t>Figure 1</w:t>
-      </w:r>
-      <w:r>
-        <w:rPr>
-          <w:rFonts w:ascii="Times New Roman" w:hAnsi="Times New Roman" w:cs="Times New Roman"/>
-          <w:sz w:val="24"/>
-          <w:szCs w:val="24"/>
-        </w:rPr>
-        <w:t xml:space="preserve">: </w:t>
-      </w:r>
-      <w:r>
-        <w:rPr>
-          <w:rFonts w:ascii="Times New Roman" w:hAnsi="Times New Roman" w:cs="Times New Roman"/>
-          <w:i/>
-          <w:sz w:val="24"/>
-        </w:rPr>
-        <w:t>Final Repository Folder Structure</w:t>
-      </w:r>
+        <w:rPr>
+          <w:rFonts w:ascii="Times New Roman" w:hAnsi="Times New Roman" w:cs="Times New Roman"/>
+          <w:color w:val="000000" w:themeColor="text1"/>
+          <w:sz w:val="24"/>
+          <w:szCs w:val="24"/>
+          <w:lang w:val="en-IN"/>
+        </w:rPr>
+      </w:pPr>
     </w:p>
     <w:p>
       <w:pPr>
         <w:spacing w:line="480" w:lineRule="auto"/>
-        <w:rPr>
-          <w:rFonts w:ascii="Times New Roman" w:hAnsi="Times New Roman" w:cs="Times New Roman"/>
-          <w:color w:val="000000" w:themeColor="text1"/>
-          <w:sz w:val="24"/>
-          <w:szCs w:val="24"/>
-          <w:lang w:val="en-IN"/>
-        </w:rPr>
-      </w:pPr>
-      <w:r>
-        <w:rPr>
-          <w:rFonts w:ascii="Times New Roman" w:hAnsi="Times New Roman" w:cs="Times New Roman"/>
-          <w:sz w:val="24"/>
-          <w:szCs w:val="24"/>
-        </w:rPr>
-        <w:t>Note. The folder structure reflects the final capstone submission package, including final robustness outputs, the final notebook, environment metadata, and submission checklist.</w:t>
+        <w:jc w:val="center"/>
+        <w:rPr>
+          <w:rFonts w:ascii="Times New Roman" w:hAnsi="Times New Roman" w:cs="Times New Roman"/>
+          <w:i/>
+          <w:sz w:val="24"/>
+        </w:rPr>
+      </w:pPr>
+      <w:r>
+        <w:rPr>
+          <w:rFonts w:ascii="Times New Roman" w:hAnsi="Times New Roman" w:cs="Times New Roman"/>
+          <w:b/>
+          <w:sz w:val="24"/>
+        </w:rPr>
+        <w:t>Figure 1</w:t>
+      </w:r>
+      <w:r>
+        <w:rPr>
+          <w:rFonts w:ascii="Times New Roman" w:hAnsi="Times New Roman" w:cs="Times New Roman"/>
+          <w:sz w:val="24"/>
+          <w:szCs w:val="24"/>
+        </w:rPr>
+        <w:t xml:space="preserve">: </w:t>
+      </w:r>
+      <w:r>
+        <w:rPr>
+          <w:rFonts w:ascii="Times New Roman" w:hAnsi="Times New Roman" w:cs="Times New Roman"/>
+          <w:i/>
+          <w:sz w:val="24"/>
+        </w:rPr>
+        <w:t>Final Repository Folder Structure</w:t>
       </w:r>
     </w:p>
     <w:p>
       <w:pPr>
-        <w:spacing w:after="0" w:line="480" w:lineRule="auto"/>
-        <w:rPr>
-          <w:rFonts w:ascii="Times New Roman" w:hAnsi="Times New Roman" w:cs="Times New Roman"/>
-          <w:sz w:val="24"/>
-          <w:szCs w:val="24"/>
-        </w:rPr>
-      </w:pPr>
+        <w:spacing w:line="480" w:lineRule="auto"/>
+        <w:rPr>
+          <w:rFonts w:ascii="Times New Roman" w:hAnsi="Times New Roman" w:cs="Times New Roman"/>
+          <w:color w:val="000000" w:themeColor="text1"/>
+          <w:sz w:val="24"/>
+          <w:szCs w:val="24"/>
+          <w:lang w:val="en-IN"/>
+        </w:rPr>
+      </w:pPr>
+      <w:r>
+        <w:rPr>
+          <w:rFonts w:ascii="Times New Roman" w:hAnsi="Times New Roman" w:cs="Times New Roman"/>
+          <w:sz w:val="24"/>
+          <w:szCs w:val="24"/>
+        </w:rPr>
+        <w:t>Note. The folder structure reflects the final capstone submission package, including final robustness outputs, the final notebook, environment metadata, and submission checklist.</w:t>
+      </w:r>
+      <w:r>
+        <w:rPr>
+          <w:rFonts w:ascii="Times New Roman" w:hAnsi="Times New Roman" w:cs="Times New Roman"/>
+          <w:color w:val="000000" w:themeColor="text1"/>
+          <w:sz w:val="24"/>
+          <w:szCs w:val="24"/>
+          <w:lang w:val="en-IN"/>
+        </w:rPr>
+        <w:t xml:space="preserve"> </w:t>
+      </w:r>
       <w:r>
         <w:rPr>
           <w:rFonts w:ascii="Times New Roman" w:hAnsi="Times New Roman" w:cs="Times New Roman"/>
